--- a/lessons/3-10/downloads/3-10-notes.docx
+++ b/lessons/3-10/downloads/3-10-notes.docx
@@ -1383,7 +1383,7 @@
                           </pic:cNvPicPr>
                         </pic:nvPicPr>
                         <pic:blipFill>
-                          <a:blip r:embed="rId12" cstate="none"/>
+                          <a:blip r:embed="rId13" cstate="none"/>
                           <a:srcRect/>
                           <a:stretch>
                             <a:fillRect/>
@@ -1601,7 +1601,7 @@
           <w:sz w:val="22"/>
           <w:szCs w:val="22"/>
         </w:rPr>
-        <w:t xml:space="preserve">__________  —  Rename a measurement in a different unit without changing its amount.</w:t>
+        <w:t xml:space="preserve">Renaming a measurement in a different unit without changing the amount is to ___ it.</w:t>
       </w:r>
     </w:p>
     <w:p>

--- a/lessons/3-10/downloads/3-10-notes.docx
+++ b/lessons/3-10/downloads/3-10-notes.docx
@@ -219,10 +219,12 @@
     <w:p>
       <w:pPr>
         <w:pStyle w:val="Heading1"/>
+        <w:keepNext/>
+        <w:keepLines/>
         <w:pBdr>
           <w:bottom w:val="single" w:color="1FA6A2" w:sz="14" w:space="6"/>
         </w:pBdr>
-        <w:spacing w:after="140" w:before="260"/>
+        <w:spacing w:after="140" w:before="300"/>
       </w:pPr>
       <w:r>
         <w:rPr>
@@ -1485,10 +1487,12 @@
     <w:p>
       <w:pPr>
         <w:pStyle w:val="Heading1"/>
+        <w:keepNext/>
+        <w:keepLines/>
         <w:pBdr>
           <w:bottom w:val="single" w:color="1FA6A2" w:sz="14" w:space="6"/>
         </w:pBdr>
-        <w:spacing w:after="140" w:before="260"/>
+        <w:spacing w:after="140" w:before="300"/>
       </w:pPr>
       <w:r>
         <w:rPr>
@@ -1584,7 +1588,8 @@
     </w:p>
     <w:p>
       <w:pPr>
-        <w:spacing w:after="120" w:before="80"/>
+        <w:keepLines/>
+        <w:spacing w:after="260" w:before="200"/>
       </w:pPr>
       <w:r>
         <w:rPr>
@@ -1601,34 +1606,27 @@
           <w:sz w:val="22"/>
           <w:szCs w:val="22"/>
         </w:rPr>
-        <w:t xml:space="preserve">Renaming a measurement in a different unit without changing the amount is to ___ it.</w:t>
-      </w:r>
-    </w:p>
-    <w:p>
-      <w:pPr>
-        <w:spacing w:after="120" w:before="80"/>
-      </w:pPr>
-      <w:r>
-        <w:rPr>
-          <w:b/>
-          <w:bCs/>
-          <w:color w:val="12355B"/>
+        <w:t xml:space="preserve">Renaming a measurement in a different unit without changing the amount is to </w:t>
+      </w:r>
+      <w:r>
+        <w:rPr>
           <w:sz w:val="22"/>
           <w:szCs w:val="22"/>
         </w:rPr>
-        <w:t xml:space="preserve">2.  </w:t>
+        <w:t xml:space="preserve">________________</w:t>
       </w:r>
       <w:r>
         <w:rPr>
           <w:sz w:val="22"/>
           <w:szCs w:val="22"/>
         </w:rPr>
-        <w:t xml:space="preserve">A ratio equal to 1 that relates two units, like 12 inches / 1 foot, is a ___.</w:t>
-      </w:r>
-    </w:p>
-    <w:p>
-      <w:pPr>
-        <w:spacing w:after="120" w:before="80"/>
+        <w:t xml:space="preserve"> it.</w:t>
+      </w:r>
+    </w:p>
+    <w:p>
+      <w:pPr>
+        <w:keepLines/>
+        <w:spacing w:after="260" w:before="200"/>
       </w:pPr>
       <w:r>
         <w:rPr>
@@ -1638,41 +1636,34 @@
           <w:sz w:val="22"/>
           <w:szCs w:val="22"/>
         </w:rPr>
-        <w:t xml:space="preserve">3.  </w:t>
+        <w:t xml:space="preserve">2.  </w:t>
       </w:r>
       <w:r>
         <w:rPr>
           <w:sz w:val="22"/>
           <w:szCs w:val="22"/>
         </w:rPr>
-        <w:t xml:space="preserve">A standard amount used to measure, like a foot or a gram, is a ___.</w:t>
-      </w:r>
-    </w:p>
-    <w:p>
-      <w:pPr>
-        <w:spacing w:after="120" w:before="80"/>
-      </w:pPr>
-      <w:r>
-        <w:rPr>
-          <w:b/>
-          <w:bCs/>
-          <w:color w:val="12355B"/>
+        <w:t xml:space="preserve">A ratio equal to 1 that relates two units, like 12 inches / 1 foot, is a </w:t>
+      </w:r>
+      <w:r>
+        <w:rPr>
           <w:sz w:val="22"/>
           <w:szCs w:val="22"/>
         </w:rPr>
-        <w:t xml:space="preserve">4.  </w:t>
+        <w:t xml:space="preserve">________________</w:t>
       </w:r>
       <w:r>
         <w:rPr>
           <w:sz w:val="22"/>
           <w:szCs w:val="22"/>
         </w:rPr>
-        <w:t xml:space="preserve">Two measurements that name the same amount, like 1 foot and 12 inches, are ___.</w:t>
-      </w:r>
-    </w:p>
-    <w:p>
-      <w:pPr>
-        <w:spacing w:after="120" w:before="80"/>
+        <w:t xml:space="preserve">.</w:t>
+      </w:r>
+    </w:p>
+    <w:p>
+      <w:pPr>
+        <w:keepLines/>
+        <w:spacing w:after="260" w:before="200"/>
       </w:pPr>
       <w:r>
         <w:rPr>
@@ -1682,41 +1673,34 @@
           <w:sz w:val="22"/>
           <w:szCs w:val="22"/>
         </w:rPr>
-        <w:t xml:space="preserve">5.  </w:t>
+        <w:t xml:space="preserve">3.  </w:t>
       </w:r>
       <w:r>
         <w:rPr>
           <w:sz w:val="22"/>
           <w:szCs w:val="22"/>
         </w:rPr>
-        <w:t xml:space="preserve">A comparison of two quantities is a ___.</w:t>
-      </w:r>
-    </w:p>
-    <w:p>
-      <w:pPr>
-        <w:spacing w:after="120" w:before="80"/>
-      </w:pPr>
-      <w:r>
-        <w:rPr>
-          <w:b/>
-          <w:bCs/>
-          <w:color w:val="12355B"/>
+        <w:t xml:space="preserve">A standard amount used to measure, like a foot or a gram, is a </w:t>
+      </w:r>
+      <w:r>
+        <w:rPr>
           <w:sz w:val="22"/>
           <w:szCs w:val="22"/>
         </w:rPr>
-        <w:t xml:space="preserve">6.  </w:t>
+        <w:t xml:space="preserve">________________</w:t>
       </w:r>
       <w:r>
         <w:rPr>
           <w:sz w:val="22"/>
           <w:szCs w:val="22"/>
         </w:rPr>
-        <w:t xml:space="preserve">Units like inches, feet, and pounds used mainly in the U.S. are ___.</w:t>
-      </w:r>
-    </w:p>
-    <w:p>
-      <w:pPr>
-        <w:spacing w:after="120" w:before="80"/>
+        <w:t xml:space="preserve">.</w:t>
+      </w:r>
+    </w:p>
+    <w:p>
+      <w:pPr>
+        <w:keepLines/>
+        <w:spacing w:after="260" w:before="200"/>
       </w:pPr>
       <w:r>
         <w:rPr>
@@ -1726,46 +1710,187 @@
           <w:sz w:val="22"/>
           <w:szCs w:val="22"/>
         </w:rPr>
-        <w:t xml:space="preserve">7.  </w:t>
+        <w:t xml:space="preserve">4.  </w:t>
       </w:r>
       <w:r>
         <w:rPr>
           <w:sz w:val="22"/>
           <w:szCs w:val="22"/>
         </w:rPr>
-        <w:t xml:space="preserve">Units like meters, grams, and liters based on tens are ___.</w:t>
-      </w:r>
-    </w:p>
-    <w:p>
-      <w:pPr>
-        <w:spacing w:after="120" w:before="80"/>
-      </w:pPr>
-      <w:r>
-        <w:rPr>
-          <w:b/>
-          <w:bCs/>
-          <w:color w:val="12355B"/>
+        <w:t xml:space="preserve">Two measurements that name the same amount, like 1 foot and 12 inches, are </w:t>
+      </w:r>
+      <w:r>
+        <w:rPr>
           <w:sz w:val="22"/>
           <w:szCs w:val="22"/>
         </w:rPr>
-        <w:t xml:space="preserve">8.  </w:t>
+        <w:t xml:space="preserve">________________</w:t>
       </w:r>
       <w:r>
         <w:rPr>
           <w:sz w:val="22"/>
           <w:szCs w:val="22"/>
         </w:rPr>
-        <w:t xml:space="preserve">A table that lists equivalent ratios in rows or columns is a ___.</w:t>
+        <w:t xml:space="preserve">.</w:t>
+      </w:r>
+    </w:p>
+    <w:p>
+      <w:pPr>
+        <w:keepLines/>
+        <w:spacing w:after="260" w:before="200"/>
+      </w:pPr>
+      <w:r>
+        <w:rPr>
+          <w:b/>
+          <w:bCs/>
+          <w:color w:val="12355B"/>
+          <w:sz w:val="22"/>
+          <w:szCs w:val="22"/>
+        </w:rPr>
+        <w:t xml:space="preserve">5.  </w:t>
+      </w:r>
+      <w:r>
+        <w:rPr>
+          <w:sz w:val="22"/>
+          <w:szCs w:val="22"/>
+        </w:rPr>
+        <w:t xml:space="preserve">A comparison of two quantities is a </w:t>
+      </w:r>
+      <w:r>
+        <w:rPr>
+          <w:sz w:val="22"/>
+          <w:szCs w:val="22"/>
+        </w:rPr>
+        <w:t xml:space="preserve">________________</w:t>
+      </w:r>
+      <w:r>
+        <w:rPr>
+          <w:sz w:val="22"/>
+          <w:szCs w:val="22"/>
+        </w:rPr>
+        <w:t xml:space="preserve">.</w:t>
+      </w:r>
+    </w:p>
+    <w:p>
+      <w:pPr>
+        <w:keepLines/>
+        <w:spacing w:after="260" w:before="200"/>
+      </w:pPr>
+      <w:r>
+        <w:rPr>
+          <w:b/>
+          <w:bCs/>
+          <w:color w:val="12355B"/>
+          <w:sz w:val="22"/>
+          <w:szCs w:val="22"/>
+        </w:rPr>
+        <w:t xml:space="preserve">6.  </w:t>
+      </w:r>
+      <w:r>
+        <w:rPr>
+          <w:sz w:val="22"/>
+          <w:szCs w:val="22"/>
+        </w:rPr>
+        <w:t xml:space="preserve">Units like inches, feet, and pounds used mainly in the U.S. are </w:t>
+      </w:r>
+      <w:r>
+        <w:rPr>
+          <w:sz w:val="22"/>
+          <w:szCs w:val="22"/>
+        </w:rPr>
+        <w:t xml:space="preserve">________________</w:t>
+      </w:r>
+      <w:r>
+        <w:rPr>
+          <w:sz w:val="22"/>
+          <w:szCs w:val="22"/>
+        </w:rPr>
+        <w:t xml:space="preserve">.</w:t>
+      </w:r>
+    </w:p>
+    <w:p>
+      <w:pPr>
+        <w:keepLines/>
+        <w:spacing w:after="260" w:before="200"/>
+      </w:pPr>
+      <w:r>
+        <w:rPr>
+          <w:b/>
+          <w:bCs/>
+          <w:color w:val="12355B"/>
+          <w:sz w:val="22"/>
+          <w:szCs w:val="22"/>
+        </w:rPr>
+        <w:t xml:space="preserve">7.  </w:t>
+      </w:r>
+      <w:r>
+        <w:rPr>
+          <w:sz w:val="22"/>
+          <w:szCs w:val="22"/>
+        </w:rPr>
+        <w:t xml:space="preserve">Units like meters, grams, and liters based on tens are </w:t>
+      </w:r>
+      <w:r>
+        <w:rPr>
+          <w:sz w:val="22"/>
+          <w:szCs w:val="22"/>
+        </w:rPr>
+        <w:t xml:space="preserve">________________</w:t>
+      </w:r>
+      <w:r>
+        <w:rPr>
+          <w:sz w:val="22"/>
+          <w:szCs w:val="22"/>
+        </w:rPr>
+        <w:t xml:space="preserve">.</w:t>
+      </w:r>
+    </w:p>
+    <w:p>
+      <w:pPr>
+        <w:keepLines/>
+        <w:spacing w:after="260" w:before="200"/>
+      </w:pPr>
+      <w:r>
+        <w:rPr>
+          <w:b/>
+          <w:bCs/>
+          <w:color w:val="12355B"/>
+          <w:sz w:val="22"/>
+          <w:szCs w:val="22"/>
+        </w:rPr>
+        <w:t xml:space="preserve">8.  </w:t>
+      </w:r>
+      <w:r>
+        <w:rPr>
+          <w:sz w:val="22"/>
+          <w:szCs w:val="22"/>
+        </w:rPr>
+        <w:t xml:space="preserve">A table that lists equivalent ratios in rows or columns is a </w:t>
+      </w:r>
+      <w:r>
+        <w:rPr>
+          <w:sz w:val="22"/>
+          <w:szCs w:val="22"/>
+        </w:rPr>
+        <w:t xml:space="preserve">________________</w:t>
+      </w:r>
+      <w:r>
+        <w:rPr>
+          <w:sz w:val="22"/>
+          <w:szCs w:val="22"/>
+        </w:rPr>
+        <w:t xml:space="preserve">.</w:t>
       </w:r>
     </w:p>
     <w:p>
       <w:pPr>
         <w:pStyle w:val="Heading1"/>
-        <w:pageBreakBefore/>
+        <w:keepNext/>
+        <w:keepLines/>
         <w:pBdr>
           <w:bottom w:val="single" w:color="1FA6A2" w:sz="14" w:space="6"/>
         </w:pBdr>
-        <w:spacing w:after="140" w:before="0"/>
+        <w:spacing w:after="140" w:before="300"/>
       </w:pPr>
       <w:r>
         <w:rPr>
@@ -3046,11 +3171,12 @@
     <w:p>
       <w:pPr>
         <w:pStyle w:val="Heading1"/>
-        <w:pageBreakBefore/>
+        <w:keepNext/>
+        <w:keepLines/>
         <w:pBdr>
           <w:bottom w:val="single" w:color="1FA6A2" w:sz="14" w:space="6"/>
         </w:pBdr>
-        <w:spacing w:after="140" w:before="0"/>
+        <w:spacing w:after="140" w:before="300"/>
       </w:pPr>
       <w:r>
         <w:rPr>
@@ -3370,11 +3496,12 @@
     <w:p>
       <w:pPr>
         <w:pStyle w:val="Heading1"/>
-        <w:pageBreakBefore/>
+        <w:keepNext/>
+        <w:keepLines/>
         <w:pBdr>
           <w:bottom w:val="single" w:color="1FA6A2" w:sz="14" w:space="6"/>
         </w:pBdr>
-        <w:spacing w:after="140" w:before="0"/>
+        <w:spacing w:after="140" w:before="300"/>
       </w:pPr>
       <w:r>
         <w:rPr>
@@ -4095,11 +4222,12 @@
     <w:p>
       <w:pPr>
         <w:pStyle w:val="Heading1"/>
-        <w:pageBreakBefore/>
+        <w:keepNext/>
+        <w:keepLines/>
         <w:pBdr>
           <w:bottom w:val="single" w:color="1FA6A2" w:sz="14" w:space="6"/>
         </w:pBdr>
-        <w:spacing w:after="140" w:before="0"/>
+        <w:spacing w:after="140" w:before="300"/>
       </w:pPr>
       <w:r>
         <w:rPr>
@@ -4598,11 +4726,12 @@
     <w:p>
       <w:pPr>
         <w:pStyle w:val="Heading1"/>
-        <w:pageBreakBefore/>
+        <w:keepNext/>
+        <w:keepLines/>
         <w:pBdr>
           <w:bottom w:val="single" w:color="1FA6A2" w:sz="14" w:space="6"/>
         </w:pBdr>
-        <w:spacing w:after="140" w:before="0"/>
+        <w:spacing w:after="140" w:before="300"/>
       </w:pPr>
       <w:r>
         <w:rPr>

--- a/lessons/3-10/downloads/3-10-notes.docx
+++ b/lessons/3-10/downloads/3-10-notes.docx
@@ -1903,47 +1903,6 @@
         <w:t xml:space="preserve">Write About the Math</w:t>
       </w:r>
     </w:p>
-    <w:p>
-      <w:pPr>
-        <w:spacing w:after="100"/>
-      </w:pPr>
-      <w:r>
-        <w:rPr>
-          <w:i/>
-          <w:iCs/>
-          <w:color w:val="5F6F80"/>
-          <w:sz w:val="19"/>
-          <w:szCs w:val="19"/>
-        </w:rPr>
-        <w:t xml:space="preserve">Use the support level you need. Every level answers the same math question.</w:t>
-      </w:r>
-    </w:p>
-    <w:p>
-      <w:pPr>
-        <w:pStyle w:val="Heading2"/>
-        <w:spacing w:after="80" w:before="180"/>
-      </w:pPr>
-      <w:r>
-        <w:rPr>
-          <w:b/>
-          <w:bCs/>
-          <w:color w:val="12355B"/>
-          <w:sz w:val="24"/>
-          <w:szCs w:val="24"/>
-        </w:rPr>
-        <w:t xml:space="preserve">1. Understand the Question</w:t>
-      </w:r>
-      <w:r>
-        <w:rPr>
-          <w:i/>
-          <w:iCs/>
-          <w:color w:val="B97A12"/>
-          <w:sz w:val="19"/>
-          <w:szCs w:val="19"/>
-        </w:rPr>
-        <w:t xml:space="preserve">   justify</w:t>
-      </w:r>
-    </w:p>
     <w:tbl>
       <w:tblPr>
         <w:tblW w:type="pct" w:w="100%"/>
@@ -1982,38 +1941,16 @@
               </w:rPr>
               <w:t xml:space="preserve">Will the cabinet fit through the doorway? Show your conversion to prove it?</w:t>
             </w:r>
-          </w:p>
-          <w:p>
-            <w:pPr>
-              <w:spacing w:after="0"/>
-            </w:pPr>
-            <w:r>
-              <w:rPr>
-                <w:b/>
-                <w:bCs/>
-                <w:color w:val="12355B"/>
-                <w:sz w:val="20"/>
-                <w:szCs w:val="20"/>
-              </w:rPr>
-              <w:t xml:space="preserve">Your job:  </w:t>
-            </w:r>
-            <w:r>
-              <w:rPr>
-                <w:sz w:val="20"/>
-                <w:szCs w:val="20"/>
-              </w:rPr>
-              <w:t xml:space="preserve">Answer the question. Use math evidence. Explain how the evidence proves your answer.</w:t>
-            </w:r>
             <w:r>
               <w:rPr>
                 <w:i/>
                 <w:iCs/>
                 <w:color w:val="5F6F80"/>
-                <w:sz w:val="18"/>
-                <w:szCs w:val="18"/>
+                <w:sz w:val="19"/>
+                <w:szCs w:val="19"/>
               </w:rPr>
               <w:br/>
-              <w:t xml:space="preserve">Responde la pregunta. Usa evidencia matemática. Explica cómo la evidencia demuestra tu respuesta.</w:t>
+              <w:t xml:space="preserve">¿Cabrá el mueble por la puerta? Muestra tu conversión para probarlo?</w:t>
             </w:r>
           </w:p>
         </w:tc>
@@ -2021,33 +1958,22 @@
     </w:tbl>
     <w:p>
       <w:pPr>
-        <w:pStyle w:val="Heading2"/>
-        <w:spacing w:after="80" w:before="180"/>
-      </w:pPr>
-      <w:r>
-        <w:rPr>
-          <w:b/>
-          <w:bCs/>
-          <w:color w:val="12355B"/>
-          <w:sz w:val="24"/>
-          <w:szCs w:val="24"/>
-        </w:rPr>
-        <w:t xml:space="preserve">2. Plan Your Math Words</w:t>
-      </w:r>
+        <w:spacing w:after="100"/>
+      </w:pPr>
       <w:r>
         <w:rPr>
           <w:i/>
           <w:iCs/>
-          <w:color w:val="1FA6A2"/>
+          <w:color w:val="5F6F80"/>
           <w:sz w:val="19"/>
           <w:szCs w:val="19"/>
         </w:rPr>
-        <w:t xml:space="preserve">   check at least two</w:t>
-      </w:r>
-    </w:p>
-    <w:p>
-      <w:pPr>
-        <w:spacing w:after="60"/>
+        <w:t xml:space="preserve">Say your answer to a partner first. Then write it, using at least two of these words:</w:t>
+      </w:r>
+    </w:p>
+    <w:p>
+      <w:pPr>
+        <w:spacing w:after="40"/>
       </w:pPr>
       <w:r>
         <w:rPr>
@@ -2067,14 +1993,7 @@
           <w:sz w:val="20"/>
           <w:szCs w:val="20"/>
         </w:rPr>
-        <w:t xml:space="preserve">Convert Measurement Units — </w:t>
-      </w:r>
-      <w:r>
-        <w:rPr>
-          <w:sz w:val="20"/>
-          <w:szCs w:val="20"/>
-        </w:rPr>
-        <w:t xml:space="preserve">Rename a measurement in a different unit without changing its amount.</w:t>
+        <w:t xml:space="preserve">Conversion Factor</w:t>
       </w:r>
       <w:r>
         <w:rPr>
@@ -2084,13 +2003,12 @@
           <w:sz w:val="18"/>
           <w:szCs w:val="18"/>
         </w:rPr>
-        <w:br/>
-        <w:t xml:space="preserve">Convertir unidades de medida — Expresar una medida en una unidad diferente sin cambiar su cantidad.</w:t>
-      </w:r>
-    </w:p>
-    <w:p>
-      <w:pPr>
-        <w:spacing w:after="60"/>
+        <w:t xml:space="preserve">  ·  Factor de conversión</w:t>
+      </w:r>
+    </w:p>
+    <w:p>
+      <w:pPr>
+        <w:spacing w:after="40"/>
       </w:pPr>
       <w:r>
         <w:rPr>
@@ -2110,14 +2028,7 @@
           <w:sz w:val="20"/>
           <w:szCs w:val="20"/>
         </w:rPr>
-        <w:t xml:space="preserve">Conversion Factor — </w:t>
-      </w:r>
-      <w:r>
-        <w:rPr>
-          <w:sz w:val="20"/>
-          <w:szCs w:val="20"/>
-        </w:rPr>
-        <w:t xml:space="preserve">A ratio that helps you change one unit into another.</w:t>
+        <w:t xml:space="preserve">Unit</w:t>
       </w:r>
       <w:r>
         <w:rPr>
@@ -2127,13 +2038,12 @@
           <w:sz w:val="18"/>
           <w:szCs w:val="18"/>
         </w:rPr>
-        <w:br/>
-        <w:t xml:space="preserve">Factor de conversión — Una razón que te ayuda a cambiar una unidad por otra.</w:t>
-      </w:r>
-    </w:p>
-    <w:p>
-      <w:pPr>
-        <w:spacing w:after="60"/>
+        <w:t xml:space="preserve">  ·  Unidad</w:t>
+      </w:r>
+    </w:p>
+    <w:p>
+      <w:pPr>
+        <w:spacing w:after="40"/>
       </w:pPr>
       <w:r>
         <w:rPr>
@@ -2153,14 +2063,7 @@
           <w:sz w:val="20"/>
           <w:szCs w:val="20"/>
         </w:rPr>
-        <w:t xml:space="preserve">Unit — </w:t>
-      </w:r>
-      <w:r>
-        <w:rPr>
-          <w:sz w:val="20"/>
-          <w:szCs w:val="20"/>
-        </w:rPr>
-        <w:t xml:space="preserve">A standard amount used to measure, like an inch or a liter.</w:t>
+        <w:t xml:space="preserve">Equivalent</w:t>
       </w:r>
       <w:r>
         <w:rPr>
@@ -2170,13 +2073,12 @@
           <w:sz w:val="18"/>
           <w:szCs w:val="18"/>
         </w:rPr>
-        <w:br/>
-        <w:t xml:space="preserve">Unidad — Una cantidad estándar para medir, como una pulgada o un litro.</w:t>
-      </w:r>
-    </w:p>
-    <w:p>
-      <w:pPr>
-        <w:spacing w:after="60"/>
+        <w:t xml:space="preserve">  ·  Equivalente</w:t>
+      </w:r>
+    </w:p>
+    <w:p>
+      <w:pPr>
+        <w:spacing w:after="40"/>
       </w:pPr>
       <w:r>
         <w:rPr>
@@ -2196,14 +2098,7 @@
           <w:sz w:val="20"/>
           <w:szCs w:val="20"/>
         </w:rPr>
-        <w:t xml:space="preserve">Equivalent — </w:t>
-      </w:r>
-      <w:r>
-        <w:rPr>
-          <w:sz w:val="20"/>
-          <w:szCs w:val="20"/>
-        </w:rPr>
-        <w:t xml:space="preserve">Having the same value, just in different units.</w:t>
+        <w:t xml:space="preserve">Ratio</w:t>
       </w:r>
       <w:r>
         <w:rPr>
@@ -2213,13 +2108,12 @@
           <w:sz w:val="18"/>
           <w:szCs w:val="18"/>
         </w:rPr>
-        <w:br/>
-        <w:t xml:space="preserve">Equivalente — Tener el mismo valor, solo en unidades distintas.</w:t>
-      </w:r>
-    </w:p>
-    <w:p>
-      <w:pPr>
-        <w:spacing w:after="60"/>
+        <w:t xml:space="preserve">  ·  Razón</w:t>
+      </w:r>
+    </w:p>
+    <w:p>
+      <w:pPr>
+        <w:spacing w:after="40"/>
       </w:pPr>
       <w:r>
         <w:rPr>
@@ -2239,14 +2133,7 @@
           <w:sz w:val="20"/>
           <w:szCs w:val="20"/>
         </w:rPr>
-        <w:t xml:space="preserve">Ratio — </w:t>
-      </w:r>
-      <w:r>
-        <w:rPr>
-          <w:sz w:val="20"/>
-          <w:szCs w:val="20"/>
-        </w:rPr>
-        <w:t xml:space="preserve">A way to compare two amounts, like 3 to 2.</w:t>
+        <w:t xml:space="preserve">Customary units</w:t>
       </w:r>
       <w:r>
         <w:rPr>
@@ -2256,109 +2143,7 @@
           <w:sz w:val="18"/>
           <w:szCs w:val="18"/>
         </w:rPr>
-        <w:br/>
-        <w:t xml:space="preserve">Razón — Una manera de comparar dos cantidades, como 3 a 2.</w:t>
-      </w:r>
-    </w:p>
-    <w:tbl>
-      <w:tblPr>
-        <w:tblW w:type="pct" w:w="100%"/>
-        <w:tblBorders>
-          <w:top w:val="single" w:color="1FA6A2" w:sz="8"/>
-          <w:left w:val="single" w:color="1FA6A2" w:sz="8"/>
-          <w:bottom w:val="single" w:color="1FA6A2" w:sz="8"/>
-          <w:right w:val="single" w:color="1FA6A2" w:sz="8"/>
-          <w:insideH w:val="single" w:color="auto" w:sz="4"/>
-          <w:insideV w:val="single" w:color="auto" w:sz="4"/>
-        </w:tblBorders>
-      </w:tblPr>
-      <w:tblGrid>
-        <w:gridCol w:w="100"/>
-      </w:tblGrid>
-      <w:tr>
-        <w:tc>
-          <w:tcPr>
-            <w:shd w:fill="F7FFFD" w:color="auto" w:val="clear"/>
-            <w:tcMar>
-              <w:top w:type="dxa" w:w="120"/>
-              <w:left w:type="dxa" w:w="180"/>
-              <w:bottom w:type="dxa" w:w="120"/>
-              <w:right w:type="dxa" w:w="180"/>
-            </w:tcMar>
-          </w:tcPr>
-          <w:p>
-            <w:pPr>
-              <w:spacing w:after="50"/>
-            </w:pPr>
-            <w:r>
-              <w:rPr>
-                <w:b/>
-                <w:bCs/>
-                <w:color w:val="1FA6A2"/>
-                <w:sz w:val="20"/>
-                <w:szCs w:val="20"/>
-              </w:rPr>
-              <w:t xml:space="preserve">Say it first:  </w:t>
-            </w:r>
-            <w:r>
-              <w:rPr>
-                <w:sz w:val="20"/>
-                <w:szCs w:val="20"/>
-              </w:rPr>
-              <w:t xml:space="preserve">Say your idea to a partner or quietly to yourself before you write.</w:t>
-            </w:r>
-          </w:p>
-          <w:p>
-            <w:pPr>
-              <w:spacing w:after="60"/>
-            </w:pPr>
-            <w:r>
-              <w:rPr>
-                <w:color w:val="1A2733"/>
-                <w:sz w:val="21"/>
-                <w:szCs w:val="21"/>
-              </w:rPr>
-              <w:t xml:space="preserve">7 feet = 7 × ___ = ___ inches. Since ___ inches is ___ than 80 inches, the cabinet ___ fit through the doorway.</w:t>
-            </w:r>
-            <w:r>
-              <w:rPr>
-                <w:i/>
-                <w:iCs/>
-                <w:color w:val="5F6F80"/>
-                <w:sz w:val="19"/>
-                <w:szCs w:val="19"/>
-              </w:rPr>
-              <w:br/>
-              <w:t xml:space="preserve">Di tu respuesta primero: Mi respuesta es ___ porque ___.</w:t>
-            </w:r>
-          </w:p>
-        </w:tc>
-      </w:tr>
-    </w:tbl>
-    <w:p>
-      <w:pPr>
-        <w:pStyle w:val="Heading2"/>
-        <w:spacing w:after="80" w:before="180"/>
-      </w:pPr>
-      <w:r>
-        <w:rPr>
-          <w:b/>
-          <w:bCs/>
-          <w:color w:val="12355B"/>
-          <w:sz w:val="24"/>
-          <w:szCs w:val="24"/>
-        </w:rPr>
-        <w:t xml:space="preserve">3. Build Your Explanation</w:t>
-      </w:r>
-      <w:r>
-        <w:rPr>
-          <w:i/>
-          <w:iCs/>
-          <w:color w:val="B97A12"/>
-          <w:sz w:val="19"/>
-          <w:szCs w:val="19"/>
-        </w:rPr>
-        <w:t xml:space="preserve">   choose your support</w:t>
+        <w:t xml:space="preserve">  ·  Unidades usuales (sistema inglés)</w:t>
       </w:r>
     </w:p>
     <w:tbl>
@@ -2389,21 +2174,6 @@
           </w:tcPr>
           <w:p>
             <w:pPr>
-              <w:spacing w:after="50"/>
-            </w:pPr>
-            <w:r>
-              <w:rPr>
-                <w:i/>
-                <w:iCs/>
-                <w:color w:val="5F6F80"/>
-                <w:sz w:val="19"/>
-                <w:szCs w:val="19"/>
-              </w:rPr>
-              <w:t xml:space="preserve">This model shows the parts of an explanation. It does not answer your writing question.</w:t>
-            </w:r>
-          </w:p>
-          <w:p>
-            <w:pPr>
               <w:spacing w:after="80"/>
             </w:pPr>
             <w:r>
@@ -2414,58 +2184,14 @@
                 <w:sz w:val="19"/>
                 <w:szCs w:val="19"/>
               </w:rPr>
-              <w:t xml:space="preserve">Claim:  </w:t>
+              <w:t xml:space="preserve">Model:  </w:t>
             </w:r>
             <w:r>
               <w:rPr>
                 <w:sz w:val="19"/>
                 <w:szCs w:val="19"/>
               </w:rPr>
-              <w:t xml:space="preserve">A foot is bigger than an inch, so I must convert to compare or combine the measurements.</w:t>
-            </w:r>
-          </w:p>
-          <w:p>
-            <w:pPr>
-              <w:spacing w:after="80"/>
-            </w:pPr>
-            <w:r>
-              <w:rPr>
-                <w:b/>
-                <w:bCs/>
-                <w:color w:val="12355B"/>
-                <w:sz w:val="19"/>
-                <w:szCs w:val="19"/>
-              </w:rPr>
-              <w:t xml:space="preserve">Evidence:  </w:t>
-            </w:r>
-            <w:r>
-              <w:rPr>
-                <w:sz w:val="19"/>
-                <w:szCs w:val="19"/>
-              </w:rPr>
-              <w:t xml:space="preserve">Students explain a foot is the larger customary unit (12 inches) and that mixed units must be converted to the same unit before working with them.</w:t>
-            </w:r>
-          </w:p>
-          <w:p>
-            <w:pPr>
-              <w:spacing w:after="80"/>
-            </w:pPr>
-            <w:r>
-              <w:rPr>
-                <w:b/>
-                <w:bCs/>
-                <w:color w:val="12355B"/>
-                <w:sz w:val="19"/>
-                <w:szCs w:val="19"/>
-              </w:rPr>
-              <w:t xml:space="preserve">Reasoning:  </w:t>
-            </w:r>
-            <w:r>
-              <w:rPr>
-                <w:sz w:val="19"/>
-                <w:szCs w:val="19"/>
-              </w:rPr>
-              <w:t xml:space="preserve">This evidence connects the definition of convert measurement units to the mathematical claim.</w:t>
+              <w:t xml:space="preserve">A foot is bigger than an inch, so I must convert to compare or combine the measurements. — Students explain a foot is the larger customary unit (12 inches) and that mixed units must be converted to the same unit before working with them.</w:t>
             </w:r>
           </w:p>
         </w:tc>
@@ -2544,7 +2270,7 @@
           <w:sz w:val="21"/>
           <w:szCs w:val="21"/>
         </w:rPr>
-        <w:t xml:space="preserve">My answer is ___.</w:t>
+        <w:t xml:space="preserve">My answer is ___ because ___.</w:t>
       </w:r>
       <w:r>
         <w:rPr>
@@ -2555,7 +2281,7 @@
           <w:szCs w:val="19"/>
         </w:rPr>
         <w:br/>
-        <w:t xml:space="preserve">Mi respuesta es ___.</w:t>
+        <w:t xml:space="preserve">Mi respuesta es ___ porque ___.</w:t>
       </w:r>
     </w:p>
     <w:tbl>
@@ -2695,7 +2421,7 @@
           <w:sz w:val="21"/>
           <w:szCs w:val="21"/>
         </w:rPr>
-        <w:t xml:space="preserve">I know because ___.</w:t>
+        <w:t xml:space="preserve">My evidence is ___, so ___.</w:t>
       </w:r>
       <w:r>
         <w:rPr>
@@ -2706,31 +2432,7 @@
           <w:szCs w:val="19"/>
         </w:rPr>
         <w:br/>
-        <w:t xml:space="preserve">Lo sé porque ___.</w:t>
-      </w:r>
-    </w:p>
-    <w:p>
-      <w:pPr>
-        <w:spacing w:after="60"/>
-      </w:pPr>
-      <w:r>
-        <w:rPr>
-          <w:color w:val="1A2733"/>
-          <w:sz w:val="21"/>
-          <w:szCs w:val="21"/>
-        </w:rPr>
-        <w:t xml:space="preserve">So ___.</w:t>
-      </w:r>
-      <w:r>
-        <w:rPr>
-          <w:i/>
-          <w:iCs/>
-          <w:color w:val="5F6F80"/>
-          <w:sz w:val="19"/>
-          <w:szCs w:val="19"/>
-        </w:rPr>
-        <w:br/>
-        <w:t xml:space="preserve">Entonces ___.</w:t>
+        <w:t xml:space="preserve">Mi evidencia es ___, entonces ___.</w:t>
       </w:r>
     </w:p>
     <w:tbl>
@@ -2836,78 +2538,6 @@
         <w:t xml:space="preserve">Escribe una afirmación, da evidencia matemática y explica tu razonamiento.</w:t>
       </w:r>
     </w:p>
-    <w:p>
-      <w:pPr>
-        <w:spacing w:after="60"/>
-      </w:pPr>
-      <w:r>
-        <w:rPr>
-          <w:color w:val="1A2733"/>
-          <w:sz w:val="21"/>
-          <w:szCs w:val="21"/>
-        </w:rPr>
-        <w:t xml:space="preserve">My claim is ___.</w:t>
-      </w:r>
-      <w:r>
-        <w:rPr>
-          <w:i/>
-          <w:iCs/>
-          <w:color w:val="5F6F80"/>
-          <w:sz w:val="19"/>
-          <w:szCs w:val="19"/>
-        </w:rPr>
-        <w:br/>
-        <w:t xml:space="preserve">Mi afirmación es ___.</w:t>
-      </w:r>
-    </w:p>
-    <w:p>
-      <w:pPr>
-        <w:spacing w:after="60"/>
-      </w:pPr>
-      <w:r>
-        <w:rPr>
-          <w:color w:val="1A2733"/>
-          <w:sz w:val="21"/>
-          <w:szCs w:val="21"/>
-        </w:rPr>
-        <w:t xml:space="preserve">My math evidence is ___.</w:t>
-      </w:r>
-      <w:r>
-        <w:rPr>
-          <w:i/>
-          <w:iCs/>
-          <w:color w:val="5F6F80"/>
-          <w:sz w:val="19"/>
-          <w:szCs w:val="19"/>
-        </w:rPr>
-        <w:br/>
-        <w:t xml:space="preserve">Mi evidencia matemática es ___.</w:t>
-      </w:r>
-    </w:p>
-    <w:p>
-      <w:pPr>
-        <w:spacing w:after="60"/>
-      </w:pPr>
-      <w:r>
-        <w:rPr>
-          <w:color w:val="1A2733"/>
-          <w:sz w:val="21"/>
-          <w:szCs w:val="21"/>
-        </w:rPr>
-        <w:t xml:space="preserve">This proves ___ because ___.</w:t>
-      </w:r>
-      <w:r>
-        <w:rPr>
-          <w:i/>
-          <w:iCs/>
-          <w:color w:val="5F6F80"/>
-          <w:sz w:val="19"/>
-          <w:szCs w:val="19"/>
-        </w:rPr>
-        <w:br/>
-        <w:t xml:space="preserve">Esto demuestra ___ porque ___.</w:t>
-      </w:r>
-    </w:p>
     <w:tbl>
       <w:tblPr>
         <w:tblW w:type="pct" w:w="100%"/>
@@ -2990,7 +2620,7 @@
           <w:sz w:val="24"/>
           <w:szCs w:val="24"/>
         </w:rPr>
-        <w:t xml:space="preserve">4. Check Your Explanation</w:t>
+        <w:t xml:space="preserve">Check Your Explanation</w:t>
       </w:r>
       <w:r>
         <w:rPr>
@@ -3000,7 +2630,7 @@
           <w:sz w:val="19"/>
           <w:szCs w:val="19"/>
         </w:rPr>
-        <w:t xml:space="preserve">   five quick checks</w:t>
+        <w:t xml:space="preserve">   three quick checks</w:t>
       </w:r>
     </w:p>
     <w:p>
@@ -3024,17 +2654,6 @@
         </w:rPr>
         <w:t xml:space="preserve">I answered the question.</w:t>
       </w:r>
-      <w:r>
-        <w:rPr>
-          <w:i/>
-          <w:iCs/>
-          <w:color w:val="5F6F80"/>
-          <w:sz w:val="18"/>
-          <w:szCs w:val="18"/>
-        </w:rPr>
-        <w:br/>
-        <w:t xml:space="preserve">Respondí la pregunta.</w:t>
-      </w:r>
     </w:p>
     <w:p>
       <w:pPr>
@@ -3055,18 +2674,7 @@
           <w:sz w:val="20"/>
           <w:szCs w:val="20"/>
         </w:rPr>
-        <w:t xml:space="preserve">I used math evidence: numbers, an equation, a model, or a comparison.</w:t>
-      </w:r>
-      <w:r>
-        <w:rPr>
-          <w:i/>
-          <w:iCs/>
-          <w:color w:val="5F6F80"/>
-          <w:sz w:val="18"/>
-          <w:szCs w:val="18"/>
-        </w:rPr>
-        <w:br/>
-        <w:t xml:space="preserve">Usé evidencia matemática: números, una ecuación, un modelo o una comparación.</w:t>
+        <w:t xml:space="preserve">I used math evidence: numbers, an equation, or a model.</w:t>
       </w:r>
     </w:p>
     <w:p>
@@ -3088,84 +2696,7 @@
           <w:sz w:val="20"/>
           <w:szCs w:val="20"/>
         </w:rPr>
-        <w:t xml:space="preserve">I explained how the evidence proves my answer.</w:t>
-      </w:r>
-      <w:r>
-        <w:rPr>
-          <w:i/>
-          <w:iCs/>
-          <w:color w:val="5F6F80"/>
-          <w:sz w:val="18"/>
-          <w:szCs w:val="18"/>
-        </w:rPr>
-        <w:br/>
-        <w:t xml:space="preserve">Expliqué cómo la evidencia demuestra mi respuesta.</w:t>
-      </w:r>
-    </w:p>
-    <w:p>
-      <w:pPr>
-        <w:spacing w:after="80"/>
-      </w:pPr>
-      <w:r>
-        <w:rPr>
-          <w:b/>
-          <w:bCs/>
-          <w:color w:val="1FA6A2"/>
-          <w:sz w:val="22"/>
-          <w:szCs w:val="22"/>
-        </w:rPr>
-        <w:t xml:space="preserve">☐  </w:t>
-      </w:r>
-      <w:r>
-        <w:rPr>
-          <w:sz w:val="20"/>
-          <w:szCs w:val="20"/>
-        </w:rPr>
         <w:t xml:space="preserve">I used at least two math words.</w:t>
-      </w:r>
-      <w:r>
-        <w:rPr>
-          <w:i/>
-          <w:iCs/>
-          <w:color w:val="5F6F80"/>
-          <w:sz w:val="18"/>
-          <w:szCs w:val="18"/>
-        </w:rPr>
-        <w:br/>
-        <w:t xml:space="preserve">Usé por lo menos dos palabras matemáticas.</w:t>
-      </w:r>
-    </w:p>
-    <w:p>
-      <w:pPr>
-        <w:spacing w:after="80"/>
-      </w:pPr>
-      <w:r>
-        <w:rPr>
-          <w:b/>
-          <w:bCs/>
-          <w:color w:val="1FA6A2"/>
-          <w:sz w:val="22"/>
-          <w:szCs w:val="22"/>
-        </w:rPr>
-        <w:t xml:space="preserve">☐  </w:t>
-      </w:r>
-      <w:r>
-        <w:rPr>
-          <w:sz w:val="20"/>
-          <w:szCs w:val="20"/>
-        </w:rPr>
-        <w:t xml:space="preserve">I reread complete sentences and punctuation.</w:t>
-      </w:r>
-      <w:r>
-        <w:rPr>
-          <w:i/>
-          <w:iCs/>
-          <w:color w:val="5F6F80"/>
-          <w:sz w:val="18"/>
-          <w:szCs w:val="18"/>
-        </w:rPr>
-        <w:br/>
-        <w:t xml:space="preserve">Volví a leer mis oraciones completas y la puntuación.</w:t>
       </w:r>
     </w:p>
     <w:p>
